--- a/Abishek_Arun_Resume_final.docx
+++ b/Abishek_Arun_Resume_final.docx
@@ -6,12 +6,18 @@
       <w:pPr>
         <w:spacing w:line="240" w:lineRule="auto"/>
         <w:ind w:left="0" w:right="22" w:firstLine="0"/>
+        <w:contextualSpacing/>
         <w:jc w:val="center"/>
+        <w:rPr>
+          <w:sz w:val="32"/>
+          <w:szCs w:val="32"/>
+        </w:rPr>
       </w:pPr>
       <w:r>
         <w:rPr>
           <w:b/>
-          <w:sz w:val="36"/>
+          <w:sz w:val="32"/>
+          <w:szCs w:val="32"/>
         </w:rPr>
         <w:t>ABISHEK ARUN</w:t>
       </w:r>
@@ -20,6 +26,7 @@
       <w:pPr>
         <w:spacing w:line="240" w:lineRule="auto"/>
         <w:ind w:left="0" w:firstLine="0"/>
+        <w:contextualSpacing/>
         <w:jc w:val="center"/>
       </w:pPr>
       <w:r>
@@ -31,12 +38,7 @@
       </w:r>
       <w:proofErr w:type="spellEnd"/>
       <w:r>
-        <w:t xml:space="preserve"> | linkedin.c</w:t>
-      </w:r>
-      <w:bookmarkStart w:id="0" w:name="_GoBack"/>
-      <w:bookmarkEnd w:id="0"/>
-      <w:r>
-        <w:t>om/in/</w:t>
+        <w:t xml:space="preserve"> | linkedin.com/in/</w:t>
       </w:r>
       <w:proofErr w:type="spellStart"/>
       <w:r>
@@ -49,6 +51,7 @@
         <w:pStyle w:val="Heading1"/>
         <w:spacing w:after="46" w:line="240" w:lineRule="auto"/>
         <w:ind w:left="-5"/>
+        <w:contextualSpacing/>
       </w:pPr>
       <w:r>
         <w:t>PROFILE</w:t>
@@ -58,15 +61,7 @@
       <w:pPr>
         <w:spacing w:line="240" w:lineRule="auto"/>
         <w:ind w:left="0" w:right="0" w:firstLine="0"/>
-      </w:pPr>
-      <w:r>
-        <w:t>Backend &amp; AI Engineer experienced in building cloud-native .NET/Python applications, intelligent automation systems, and LLM-powered solutions. Skilled in backend development, AWS deployment, data analytics, and AI-driven product engineering.</w:t>
-      </w:r>
-    </w:p>
-    <w:p>
-      <w:pPr>
-        <w:spacing w:line="240" w:lineRule="auto"/>
-        <w:ind w:left="0" w:right="0" w:firstLine="0"/>
+        <w:contextualSpacing/>
       </w:pPr>
       <w:r>
         <w:rPr>
@@ -82,7 +77,7 @@
                   <wp:posOffset>-1527</wp:posOffset>
                 </wp:positionH>
                 <wp:positionV relativeFrom="paragraph">
-                  <wp:posOffset>-332459</wp:posOffset>
+                  <wp:posOffset>-8609</wp:posOffset>
                 </wp:positionV>
                 <wp:extent cx="6479540" cy="9525"/>
                 <wp:effectExtent l="0" t="0" r="0" b="9525"/>
@@ -163,7 +158,7 @@
           </mc:Choice>
           <mc:Fallback>
             <w:pict>
-              <v:group w14:anchorId="1E376975" id="Group 1629" o:spid="_x0000_s1026" style="position:absolute;margin-left:-.1pt;margin-top:-26.2pt;width:510.2pt;height:.75pt;z-index:251659264" coordsize="64800,95" o:gfxdata="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">
+              <v:group w14:anchorId="4B5A88EB" id="Group 1629" o:spid="_x0000_s1026" style="position:absolute;margin-left:-.1pt;margin-top:-.7pt;width:510.2pt;height:.75pt;z-index:251659264" coordsize="64800,95" o:gfxdata="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">
                 <v:shape id="Shape 2006" o:spid="_x0000_s1027" style="position:absolute;width:64800;height:95;visibility:visible;mso-wrap-style:square;v-text-anchor:top" coordsize="6480000,9525" o:gfxdata="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" path="m,l6480000,r,9525l,9525,,e" fillcolor="black" stroked="f" strokeweight="0">
                   <v:stroke miterlimit="83231f" joinstyle="miter"/>
                   <v:path arrowok="t" textboxrect="0,0,6480000,9525"/>
@@ -174,12 +169,23 @@
           </mc:Fallback>
         </mc:AlternateContent>
       </w:r>
+      <w:r>
+        <w:t>Backend &amp; AI Engineer experienced in building cloud-native .NET/Python applications, intelligent automation systems, and LLM-powered solutions. Skilled in backend development, AWS deployment, data analytics, and AI-driven product engineering.</w:t>
+      </w:r>
+    </w:p>
+    <w:p>
+      <w:pPr>
+        <w:spacing w:after="0" w:line="240" w:lineRule="auto"/>
+        <w:ind w:left="0" w:right="0" w:firstLine="0"/>
+        <w:contextualSpacing/>
+      </w:pPr>
     </w:p>
     <w:p>
       <w:pPr>
         <w:pStyle w:val="Heading1"/>
         <w:spacing w:after="46" w:line="240" w:lineRule="auto"/>
         <w:ind w:left="-5"/>
+        <w:contextualSpacing/>
       </w:pPr>
       <w:r>
         <w:rPr>
@@ -275,7 +281,7 @@
           </mc:Choice>
           <mc:Fallback>
             <w:pict>
-              <v:group w14:anchorId="6A0C61D1" id="Group 1630" o:spid="_x0000_s1026" style="position:absolute;margin-left:-.05pt;margin-top:14.9pt;width:510.2pt;height:.75pt;z-index:251658240" coordsize="64800,95" o:gfxdata="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">
+              <v:group w14:anchorId="3AA2649B" id="Group 1630" o:spid="_x0000_s1026" style="position:absolute;margin-left:-.05pt;margin-top:14.9pt;width:510.2pt;height:.75pt;z-index:251658240" coordsize="64800,95" o:gfxdata="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">
                 <v:shape id="Shape 2008" o:spid="_x0000_s1027" style="position:absolute;width:64800;height:95;visibility:visible;mso-wrap-style:square;v-text-anchor:top" coordsize="6480000,9525" o:gfxdata="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" path="m,l6480000,r,9525l,9525,,e" fillcolor="black" stroked="f" strokeweight="0">
                   <v:stroke miterlimit="83231f" joinstyle="miter"/>
                   <v:path arrowok="t" textboxrect="0,0,6480000,9525"/>
@@ -297,18 +303,13 @@
       <w:pPr>
         <w:spacing w:line="240" w:lineRule="auto"/>
         <w:ind w:left="0" w:right="0" w:firstLine="0"/>
+        <w:contextualSpacing/>
       </w:pPr>
       <w:r>
         <w:rPr>
           <w:b/>
         </w:rPr>
-        <w:t>L</w:t>
-      </w:r>
-      <w:r>
-        <w:rPr>
-          <w:b/>
-        </w:rPr>
-        <w:t>anguages:</w:t>
+        <w:t>Languages:</w:t>
       </w:r>
       <w:r>
         <w:t xml:space="preserve"> C#, Python, Java, SQL</w:t>
@@ -323,10 +324,7 @@
         <w:t>Frameworks:</w:t>
       </w:r>
       <w:r>
-        <w:t xml:space="preserve"> ASP.NET Core, .NE</w:t>
-      </w:r>
-      <w:r>
-        <w:t xml:space="preserve">T, React, Angular </w:t>
+        <w:t xml:space="preserve"> ASP.NET Core, .NET, React, Angular </w:t>
       </w:r>
       <w:r>
         <w:br/>
@@ -353,16 +351,7 @@
         <w:t>Cloud &amp; DevOps:</w:t>
       </w:r>
       <w:r>
-        <w:t xml:space="preserve"> AWS (</w:t>
-      </w:r>
-      <w:r>
-        <w:t xml:space="preserve">EC2, </w:t>
-      </w:r>
-      <w:r>
-        <w:t>Elastic Beanstalk, S3), Docke</w:t>
-      </w:r>
-      <w:r>
-        <w:t xml:space="preserve">r, Git, GitHub, </w:t>
+        <w:t xml:space="preserve"> AWS (EC2, Elastic Beanstalk, S3), Docker, Git, GitHub, </w:t>
       </w:r>
       <w:proofErr w:type="spellStart"/>
       <w:r>
@@ -395,13 +384,7 @@
       </w:r>
       <w:proofErr w:type="spellEnd"/>
       <w:r>
-        <w:t xml:space="preserve">, </w:t>
-      </w:r>
-      <w:r>
-        <w:t>Google Gemini, RAG, Promp</w:t>
-      </w:r>
-      <w:r>
-        <w:t>t Engineering, Machine Learning</w:t>
+        <w:t>, Google Gemini, RAG, Prompt Engineering, Machine Learning</w:t>
       </w:r>
       <w:r>
         <w:br/>
@@ -426,8 +409,9 @@
     </w:p>
     <w:p>
       <w:pPr>
-        <w:spacing w:line="240" w:lineRule="auto"/>
+        <w:spacing w:after="0" w:line="240" w:lineRule="auto"/>
         <w:ind w:left="0" w:right="0" w:firstLine="0"/>
+        <w:contextualSpacing/>
       </w:pPr>
       <w:r>
         <w:rPr>
@@ -443,7 +427,7 @@
                   <wp:posOffset>-635</wp:posOffset>
                 </wp:positionH>
                 <wp:positionV relativeFrom="paragraph">
-                  <wp:posOffset>372951</wp:posOffset>
+                  <wp:posOffset>322580</wp:posOffset>
                 </wp:positionV>
                 <wp:extent cx="6479540" cy="9525"/>
                 <wp:effectExtent l="0" t="0" r="0" b="9525"/>
@@ -524,7 +508,7 @@
           </mc:Choice>
           <mc:Fallback>
             <w:pict>
-              <v:group w14:anchorId="24FAD390" id="Group 1631" o:spid="_x0000_s1026" style="position:absolute;margin-left:-.05pt;margin-top:29.35pt;width:510.2pt;height:.75pt;z-index:251660288" coordsize="64800,95" o:gfxdata="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">
+              <v:group w14:anchorId="4331BD0C" id="Group 1631" o:spid="_x0000_s1026" style="position:absolute;margin-left:-.05pt;margin-top:25.4pt;width:510.2pt;height:.75pt;z-index:251660288" coordsize="64800,95" o:gfxdata="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">
                 <v:shape id="Shape 2010" o:spid="_x0000_s1027" style="position:absolute;width:64800;height:95;visibility:visible;mso-wrap-style:square;v-text-anchor:top" coordsize="6480000,9525" o:gfxdata="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" path="m,l6480000,r,9525l,9525,,e" fillcolor="black" stroked="f" strokeweight="0">
                   <v:stroke miterlimit="83231f" joinstyle="miter"/>
                   <v:path arrowok="t" textboxrect="0,0,6480000,9525"/>
@@ -541,12 +525,10 @@
         <w:pStyle w:val="Heading1"/>
         <w:spacing w:after="46" w:line="240" w:lineRule="auto"/>
         <w:ind w:left="-5"/>
-      </w:pPr>
-      <w:r>
-        <w:t>E</w:t>
-      </w:r>
-      <w:r>
-        <w:t>DUCATION</w:t>
+        <w:contextualSpacing/>
+      </w:pPr>
+      <w:r>
+        <w:t>EDUCATION</w:t>
       </w:r>
     </w:p>
     <w:p>
@@ -557,6 +539,7 @@
         </w:tabs>
         <w:spacing w:line="240" w:lineRule="auto"/>
         <w:ind w:left="-15" w:firstLine="0"/>
+        <w:contextualSpacing/>
       </w:pPr>
       <w:r>
         <w:t>Vellore Institute of Technology</w:t>
@@ -573,6 +556,7 @@
         </w:tabs>
         <w:spacing w:after="0" w:line="240" w:lineRule="auto"/>
         <w:ind w:left="0" w:right="0" w:firstLine="0"/>
+        <w:contextualSpacing/>
       </w:pPr>
       <w:r>
         <w:t>Bachelor of Technology in Computer Science Engineering</w:t>
@@ -591,12 +575,10 @@
       <w:pPr>
         <w:spacing w:after="0" w:line="240" w:lineRule="auto"/>
         <w:ind w:left="265" w:right="0"/>
-      </w:pPr>
-      <w:r>
-        <w:t>•</w:t>
-      </w:r>
-      <w:r>
-        <w:t xml:space="preserve"> </w:t>
+        <w:contextualSpacing/>
+      </w:pPr>
+      <w:r>
+        <w:t xml:space="preserve">• </w:t>
       </w:r>
       <w:r>
         <w:rPr>
@@ -605,20 +587,34 @@
         <w:t>Achievement:</w:t>
       </w:r>
       <w:r>
-        <w:t xml:space="preserve"> 'Top Coder' status at Vellore Institute of Technology, placing among the to</w:t>
-      </w:r>
-      <w:r>
-        <w:t xml:space="preserve">p 5% of students across all VIT </w:t>
-      </w:r>
-      <w:r>
-        <w:t>campuses in a competitive coding examination.</w:t>
-      </w:r>
+        <w:t xml:space="preserve"> </w:t>
+      </w:r>
+      <w:r>
+        <w:t>Ranked in the top 5% university</w:t>
+      </w:r>
+      <w:r>
+        <w:rPr>
+          <w:rFonts w:ascii="Cambria Math" w:hAnsi="Cambria Math" w:cs="Cambria Math"/>
+        </w:rPr>
+        <w:t>‑</w:t>
+      </w:r>
+      <w:r>
+        <w:t>wide as a VIT Top Coder.</w:t>
+      </w:r>
+    </w:p>
+    <w:p>
+      <w:pPr>
+        <w:spacing w:after="0" w:line="240" w:lineRule="auto"/>
+        <w:ind w:left="0" w:right="0" w:firstLine="0"/>
+        <w:contextualSpacing/>
+      </w:pPr>
     </w:p>
     <w:p>
       <w:pPr>
         <w:pStyle w:val="Heading1"/>
         <w:spacing w:after="46" w:line="240" w:lineRule="auto"/>
         <w:ind w:left="-5"/>
+        <w:contextualSpacing/>
       </w:pPr>
       <w:r>
         <w:rPr>
@@ -633,7 +629,7 @@
                   <wp:posOffset>-635</wp:posOffset>
                 </wp:positionH>
                 <wp:positionV relativeFrom="paragraph">
-                  <wp:posOffset>374856</wp:posOffset>
+                  <wp:posOffset>171754</wp:posOffset>
                 </wp:positionV>
                 <wp:extent cx="6479540" cy="9525"/>
                 <wp:effectExtent l="0" t="0" r="0" b="9525"/>
@@ -714,7 +710,7 @@
           </mc:Choice>
           <mc:Fallback>
             <w:pict>
-              <v:group w14:anchorId="37C2A9E7" id="Group 1632" o:spid="_x0000_s1026" style="position:absolute;margin-left:-.05pt;margin-top:29.5pt;width:510.2pt;height:.75pt;z-index:251661312" coordsize="64800,95" o:gfxdata="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">
+              <v:group w14:anchorId="05E7A961" id="Group 1632" o:spid="_x0000_s1026" style="position:absolute;margin-left:-.05pt;margin-top:13.5pt;width:510.2pt;height:.75pt;z-index:251661312" coordsize="64800,95" o:gfxdata="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">
                 <v:shape id="Shape 2012" o:spid="_x0000_s1027" style="position:absolute;width:64800;height:95;visibility:visible;mso-wrap-style:square;v-text-anchor:top" coordsize="6480000,9525" o:gfxdata="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" path="m,l6480000,r,9525l,9525,,e" fillcolor="black" stroked="f" strokeweight="0">
                   <v:stroke miterlimit="83231f" joinstyle="miter"/>
                   <v:path arrowok="t" textboxrect="0,0,6480000,9525"/>
@@ -725,13 +721,6 @@
           </mc:Fallback>
         </mc:AlternateContent>
       </w:r>
-    </w:p>
-    <w:p>
-      <w:pPr>
-        <w:pStyle w:val="Heading1"/>
-        <w:spacing w:after="46" w:line="240" w:lineRule="auto"/>
-        <w:ind w:left="-5"/>
-      </w:pPr>
       <w:r>
         <w:t xml:space="preserve">PROFESSIONAL </w:t>
       </w:r>
@@ -747,6 +736,7 @@
         </w:tabs>
         <w:spacing w:line="240" w:lineRule="auto"/>
         <w:ind w:left="-15" w:firstLine="0"/>
+        <w:contextualSpacing/>
       </w:pPr>
       <w:r>
         <w:t xml:space="preserve">Software Engineer Intern | </w:t>
@@ -839,18 +829,13 @@
     </w:p>
     <w:p>
       <w:pPr>
-        <w:spacing w:after="0" w:line="240" w:lineRule="auto"/>
-        <w:ind w:left="0" w:right="0" w:firstLine="0"/>
-      </w:pPr>
-    </w:p>
-    <w:p>
-      <w:pPr>
         <w:pStyle w:val="Heading2"/>
         <w:tabs>
           <w:tab w:val="right" w:pos="10226"/>
         </w:tabs>
         <w:spacing w:line="240" w:lineRule="auto"/>
         <w:ind w:left="-15" w:firstLine="0"/>
+        <w:contextualSpacing/>
       </w:pPr>
       <w:r>
         <w:t>Part-Time Developer | Vittae-money</w:t>
@@ -934,21 +919,13 @@
     </w:p>
     <w:p>
       <w:pPr>
-        <w:spacing w:after="0" w:line="240" w:lineRule="auto"/>
-        <w:ind w:left="0" w:right="21" w:firstLine="0"/>
-        <w:rPr>
-          <w:szCs w:val="19"/>
-        </w:rPr>
-      </w:pPr>
-    </w:p>
-    <w:p>
-      <w:pPr>
         <w:pStyle w:val="Heading2"/>
         <w:tabs>
           <w:tab w:val="right" w:pos="10226"/>
         </w:tabs>
         <w:spacing w:line="240" w:lineRule="auto"/>
         <w:ind w:left="-15" w:firstLine="0"/>
+        <w:contextualSpacing/>
       </w:pPr>
       <w:r>
         <w:t>Summer Intern | Vittae-money</w:t>
@@ -1013,30 +990,45 @@
     </w:p>
     <w:p>
       <w:pPr>
-        <w:pStyle w:val="Heading1"/>
-        <w:spacing w:after="46" w:line="240" w:lineRule="auto"/>
-        <w:ind w:left="0" w:firstLine="0"/>
-      </w:pPr>
+        <w:spacing w:after="0" w:line="240" w:lineRule="auto"/>
+        <w:ind w:left="0" w:right="6" w:firstLine="0"/>
+      </w:pPr>
+    </w:p>
+    <w:p>
+      <w:pPr>
+        <w:spacing w:after="0" w:line="240" w:lineRule="auto"/>
+        <w:ind w:left="0" w:right="6" w:firstLine="0"/>
+        <w:rPr>
+          <w:b/>
+          <w:sz w:val="22"/>
+        </w:rPr>
+      </w:pPr>
+      <w:r>
+        <w:rPr>
+          <w:b/>
+          <w:sz w:val="22"/>
+        </w:rPr>
+        <w:t>PROJECTS</w:t>
+      </w:r>
       <w:r>
         <w:rPr>
           <w:noProof/>
         </w:rPr>
-        <w:lastRenderedPageBreak/>
         <mc:AlternateContent>
           <mc:Choice Requires="wpg">
             <w:drawing>
-              <wp:anchor distT="0" distB="0" distL="114300" distR="114300" simplePos="0" relativeHeight="251662336" behindDoc="0" locked="0" layoutInCell="1" allowOverlap="1">
+              <wp:anchor distT="0" distB="0" distL="114300" distR="114300" simplePos="0" relativeHeight="251667456" behindDoc="0" locked="0" layoutInCell="1" allowOverlap="1" wp14:anchorId="3314DFBE" wp14:editId="42D83C76">
                 <wp:simplePos x="0" y="0"/>
                 <wp:positionH relativeFrom="column">
-                  <wp:posOffset>-635</wp:posOffset>
+                  <wp:posOffset>0</wp:posOffset>
                 </wp:positionH>
                 <wp:positionV relativeFrom="paragraph">
-                  <wp:posOffset>172926</wp:posOffset>
+                  <wp:posOffset>170815</wp:posOffset>
                 </wp:positionV>
                 <wp:extent cx="6479540" cy="9525"/>
                 <wp:effectExtent l="0" t="0" r="0" b="9525"/>
                 <wp:wrapTopAndBottom/>
-                <wp:docPr id="1633" name="Group 1633"/>
+                <wp:docPr id="3" name="Group 3"/>
                 <wp:cNvGraphicFramePr/>
                 <a:graphic xmlns:a="http://schemas.openxmlformats.org/drawingml/2006/main">
                   <a:graphicData uri="http://schemas.microsoft.com/office/word/2010/wordprocessingGroup">
@@ -1051,7 +1043,7 @@
                         </a:xfrm>
                       </wpg:grpSpPr>
                       <wps:wsp>
-                        <wps:cNvPr id="2014" name="Shape 2014"/>
+                        <wps:cNvPr id="4" name="Shape 2012"/>
                         <wps:cNvSpPr/>
                         <wps:spPr>
                           <a:xfrm>
@@ -1112,8 +1104,8 @@
           </mc:Choice>
           <mc:Fallback>
             <w:pict>
-              <v:group w14:anchorId="780F9AC7" id="Group 1633" o:spid="_x0000_s1026" style="position:absolute;margin-left:-.05pt;margin-top:13.6pt;width:510.2pt;height:.75pt;z-index:251662336" coordsize="64800,95" o:gfxdata="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">
-                <v:shape id="Shape 2014" o:spid="_x0000_s1027" style="position:absolute;width:64800;height:95;visibility:visible;mso-wrap-style:square;v-text-anchor:top" coordsize="6480000,9525" o:gfxdata="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" path="m,l6480000,r,9525l,9525,,e" fillcolor="black" stroked="f" strokeweight="0">
+              <v:group w14:anchorId="37AC75CA" id="Group 3" o:spid="_x0000_s1026" style="position:absolute;margin-left:0;margin-top:13.45pt;width:510.2pt;height:.75pt;z-index:251667456" coordsize="64800,95" o:gfxdata="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">
+                <v:shape id="Shape 2012" o:spid="_x0000_s1027" style="position:absolute;width:64800;height:95;visibility:visible;mso-wrap-style:square;v-text-anchor:top" coordsize="6480000,9525" o:gfxdata="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" path="m,l6480000,r,9525l,9525,,e" fillcolor="black" stroked="f" strokeweight="0">
                   <v:stroke miterlimit="83231f" joinstyle="miter"/>
                   <v:path arrowok="t" textboxrect="0,0,6480000,9525"/>
                 </v:shape>
@@ -1123,118 +1115,79 @@
           </mc:Fallback>
         </mc:AlternateContent>
       </w:r>
-      <w:r>
-        <w:t>PROJECTS</w:t>
-      </w:r>
     </w:p>
     <w:p>
       <w:pPr>
-        <w:pStyle w:val="Heading1"/>
-        <w:spacing w:line="240" w:lineRule="auto"/>
-        <w:ind w:left="-5"/>
+        <w:spacing w:after="0" w:line="240" w:lineRule="auto"/>
+        <w:ind w:left="0" w:right="6" w:firstLine="0"/>
         <w:rPr>
-          <w:sz w:val="19"/>
+          <w:b/>
         </w:rPr>
       </w:pPr>
       <w:r>
         <w:rPr>
-          <w:sz w:val="19"/>
+          <w:b/>
         </w:rPr>
         <w:t>Autonomous AI Coding Agent | Python, Google Gemini, AST</w:t>
       </w:r>
     </w:p>
     <w:p>
       <w:pPr>
-        <w:pStyle w:val="Heading1"/>
         <w:numPr>
           <w:ilvl w:val="0"/>
           <w:numId w:val="14"/>
         </w:numPr>
-        <w:spacing w:line="240" w:lineRule="auto"/>
-        <w:rPr>
-          <w:b w:val="0"/>
-          <w:sz w:val="19"/>
-        </w:rPr>
-      </w:pPr>
-      <w:r>
-        <w:rPr>
-          <w:b w:val="0"/>
-          <w:sz w:val="19"/>
-        </w:rPr>
+        <w:spacing w:after="0" w:line="240" w:lineRule="auto"/>
+        <w:ind w:right="6"/>
+      </w:pPr>
+      <w:r>
         <w:t>Engineered a fully autonomous AI coding agent using Gemini function-calling, tool orchestration, and iterative debugging workflows to automate software development tasks.</w:t>
       </w:r>
     </w:p>
     <w:p>
       <w:pPr>
-        <w:pStyle w:val="Heading1"/>
         <w:numPr>
           <w:ilvl w:val="0"/>
           <w:numId w:val="14"/>
         </w:numPr>
-        <w:spacing w:line="240" w:lineRule="auto"/>
-        <w:rPr>
-          <w:b w:val="0"/>
-          <w:sz w:val="19"/>
-        </w:rPr>
-      </w:pPr>
-      <w:r>
-        <w:rPr>
-          <w:b w:val="0"/>
-          <w:sz w:val="19"/>
-        </w:rPr>
+        <w:spacing w:after="0" w:line="240" w:lineRule="auto"/>
+        <w:ind w:right="6"/>
+      </w:pPr>
+      <w:r>
         <w:t>Designed an isolated runtime execution engine with a self-healing loop that runs targeted scripts, captures exceptions, and iteratively generates unified diff patches for surgical code fixes.</w:t>
       </w:r>
     </w:p>
     <w:p>
       <w:pPr>
-        <w:pStyle w:val="Heading1"/>
         <w:numPr>
           <w:ilvl w:val="0"/>
           <w:numId w:val="14"/>
         </w:numPr>
-        <w:spacing w:line="240" w:lineRule="auto"/>
-        <w:rPr>
-          <w:b w:val="0"/>
-          <w:sz w:val="19"/>
-        </w:rPr>
-      </w:pPr>
-      <w:r>
-        <w:rPr>
-          <w:b w:val="0"/>
-          <w:sz w:val="19"/>
-        </w:rPr>
+        <w:spacing w:after="0" w:line="240" w:lineRule="auto"/>
+        <w:ind w:right="6"/>
+      </w:pPr>
+      <w:r>
         <w:t>Implemented AST-based syntax validation and sandboxed file execution to ensure secure code generation and prevent invalid runtime modifications.</w:t>
       </w:r>
     </w:p>
     <w:p>
       <w:pPr>
-        <w:pStyle w:val="Heading1"/>
-        <w:spacing w:line="240" w:lineRule="auto"/>
-        <w:ind w:left="-5"/>
+        <w:spacing w:after="0" w:line="240" w:lineRule="auto"/>
+        <w:ind w:left="0" w:right="6" w:firstLine="0"/>
         <w:rPr>
-          <w:sz w:val="19"/>
+          <w:b/>
         </w:rPr>
       </w:pPr>
-    </w:p>
-    <w:p>
-      <w:pPr>
-        <w:pStyle w:val="Heading1"/>
-        <w:spacing w:line="240" w:lineRule="auto"/>
-        <w:ind w:left="-5"/>
+      <w:r>
         <w:rPr>
-          <w:sz w:val="19"/>
-        </w:rPr>
-      </w:pPr>
-      <w:r>
-        <w:rPr>
-          <w:sz w:val="19"/>
+          <w:b/>
         </w:rPr>
         <w:t xml:space="preserve">Veritas: LLM-Powered Fake News Detection &amp; RAG System | Python, LangChain, </w:t>
       </w:r>
       <w:proofErr w:type="spellStart"/>
       <w:r>
         <w:rPr>
-          <w:sz w:val="19"/>
+          <w:b/>
         </w:rPr>
         <w:t>Streamlit</w:t>
       </w:r>
@@ -1242,128 +1195,77 @@
     </w:p>
     <w:p>
       <w:pPr>
-        <w:pStyle w:val="Heading1"/>
         <w:numPr>
           <w:ilvl w:val="0"/>
           <w:numId w:val="15"/>
         </w:numPr>
-        <w:spacing w:line="240" w:lineRule="auto"/>
-        <w:rPr>
-          <w:b w:val="0"/>
-          <w:sz w:val="19"/>
-        </w:rPr>
-      </w:pPr>
-      <w:r>
-        <w:rPr>
-          <w:b w:val="0"/>
-          <w:sz w:val="19"/>
-        </w:rPr>
+        <w:spacing w:after="0" w:line="240" w:lineRule="auto"/>
+        <w:ind w:right="6"/>
+      </w:pPr>
+      <w:r>
         <w:t xml:space="preserve">Architected an explainable AI pipeline using LangChain, </w:t>
       </w:r>
       <w:proofErr w:type="spellStart"/>
       <w:r>
-        <w:rPr>
-          <w:b w:val="0"/>
-          <w:sz w:val="19"/>
-        </w:rPr>
         <w:t>Streamlit</w:t>
       </w:r>
       <w:proofErr w:type="spellEnd"/>
       <w:r>
-        <w:rPr>
-          <w:b w:val="0"/>
-          <w:sz w:val="19"/>
-        </w:rPr>
         <w:t>, and Retrieval-Augmented Generation (RAG) to extract claims from dynamic web content and validate factual credibility in real-time.</w:t>
       </w:r>
     </w:p>
     <w:p>
       <w:pPr>
-        <w:pStyle w:val="Heading1"/>
         <w:numPr>
           <w:ilvl w:val="0"/>
           <w:numId w:val="15"/>
         </w:numPr>
-        <w:spacing w:line="240" w:lineRule="auto"/>
-        <w:rPr>
-          <w:b w:val="0"/>
-          <w:sz w:val="19"/>
-        </w:rPr>
-      </w:pPr>
-      <w:r>
-        <w:rPr>
-          <w:b w:val="0"/>
-          <w:sz w:val="19"/>
-        </w:rPr>
+        <w:spacing w:after="0" w:line="240" w:lineRule="auto"/>
+        <w:ind w:right="6"/>
+      </w:pPr>
+      <w:r>
         <w:t>Designed a deterministic LLM reasoning framework to evaluate source credibility data and generate human-readable reasoning summaries.</w:t>
       </w:r>
     </w:p>
     <w:p>
       <w:pPr>
-        <w:pStyle w:val="Heading1"/>
         <w:numPr>
           <w:ilvl w:val="0"/>
           <w:numId w:val="15"/>
         </w:numPr>
-        <w:spacing w:line="240" w:lineRule="auto"/>
-        <w:rPr>
-          <w:b w:val="0"/>
-          <w:sz w:val="19"/>
-        </w:rPr>
-      </w:pPr>
-      <w:r>
-        <w:rPr>
-          <w:b w:val="0"/>
-          <w:sz w:val="19"/>
-        </w:rPr>
+        <w:spacing w:after="0" w:line="240" w:lineRule="auto"/>
+        <w:ind w:right="6"/>
+      </w:pPr>
+      <w:r>
         <w:t xml:space="preserve">Optimized data retrieval latency to under 100ms and minimized API costs by implementing an efficient local caching mechanism using </w:t>
       </w:r>
       <w:proofErr w:type="spellStart"/>
       <w:r>
-        <w:rPr>
-          <w:b w:val="0"/>
-          <w:sz w:val="19"/>
-        </w:rPr>
         <w:t>TinyDB</w:t>
       </w:r>
       <w:proofErr w:type="spellEnd"/>
       <w:r>
-        <w:rPr>
-          <w:b w:val="0"/>
-          <w:sz w:val="19"/>
-        </w:rPr>
         <w:t>.</w:t>
       </w:r>
     </w:p>
     <w:p>
       <w:pPr>
-        <w:pStyle w:val="Heading1"/>
-        <w:spacing w:line="240" w:lineRule="auto"/>
-        <w:ind w:left="-5"/>
+        <w:spacing w:after="0" w:line="240" w:lineRule="auto"/>
+        <w:ind w:left="0" w:right="6" w:firstLine="0"/>
         <w:rPr>
-          <w:sz w:val="19"/>
+          <w:b/>
         </w:rPr>
       </w:pPr>
-    </w:p>
-    <w:p>
-      <w:pPr>
-        <w:pStyle w:val="Heading1"/>
-        <w:spacing w:line="240" w:lineRule="auto"/>
-        <w:ind w:left="-5"/>
+      <w:r>
         <w:rPr>
-          <w:sz w:val="19"/>
-        </w:rPr>
-      </w:pPr>
-      <w:r>
-        <w:rPr>
-          <w:sz w:val="19"/>
+          <w:b/>
         </w:rPr>
         <w:t xml:space="preserve">E-commerce Customer Segmentation | Python, K-Means, </w:t>
       </w:r>
       <w:proofErr w:type="spellStart"/>
       <w:r>
         <w:rPr>
-          <w:sz w:val="19"/>
+          <w:b/>
         </w:rPr>
         <w:t>Langflow</w:t>
       </w:r>
@@ -1371,90 +1273,75 @@
     </w:p>
     <w:p>
       <w:pPr>
-        <w:pStyle w:val="Heading1"/>
         <w:numPr>
           <w:ilvl w:val="0"/>
           <w:numId w:val="16"/>
         </w:numPr>
-        <w:spacing w:line="240" w:lineRule="auto"/>
-        <w:rPr>
-          <w:b w:val="0"/>
-          <w:sz w:val="19"/>
-        </w:rPr>
-      </w:pPr>
-      <w:r>
-        <w:rPr>
-          <w:b w:val="0"/>
-          <w:sz w:val="19"/>
-        </w:rPr>
+        <w:spacing w:after="0" w:line="240" w:lineRule="auto"/>
+        <w:ind w:right="6"/>
+      </w:pPr>
+      <w:r>
         <w:t>Processed 28 features across 1,000 users using K-Means and a custom-weighted RFM model, achieving a Silhouette Score of 0.87.</w:t>
       </w:r>
     </w:p>
     <w:p>
       <w:pPr>
-        <w:pStyle w:val="Heading1"/>
         <w:numPr>
           <w:ilvl w:val="0"/>
           <w:numId w:val="16"/>
         </w:numPr>
-        <w:spacing w:line="240" w:lineRule="auto"/>
-        <w:rPr>
-          <w:b w:val="0"/>
-          <w:sz w:val="19"/>
-        </w:rPr>
-      </w:pPr>
-      <w:r>
-        <w:rPr>
-          <w:b w:val="0"/>
-          <w:sz w:val="19"/>
-        </w:rPr>
+        <w:spacing w:after="0" w:line="240" w:lineRule="auto"/>
+        <w:ind w:right="6"/>
+      </w:pPr>
+      <w:r>
         <w:t xml:space="preserve">Integrated an automated AI marketing system via </w:t>
       </w:r>
       <w:proofErr w:type="spellStart"/>
       <w:r>
-        <w:rPr>
-          <w:b w:val="0"/>
-          <w:sz w:val="19"/>
-        </w:rPr>
         <w:t>Langflow</w:t>
       </w:r>
       <w:proofErr w:type="spellEnd"/>
       <w:r>
-        <w:rPr>
-          <w:b w:val="0"/>
-          <w:sz w:val="19"/>
-        </w:rPr>
         <w:t xml:space="preserve"> and Google Gemini to translate raw segments into targeted campaign strategies.</w:t>
       </w:r>
     </w:p>
     <w:p>
       <w:pPr>
-        <w:pStyle w:val="Heading1"/>
-        <w:spacing w:after="46" w:line="240" w:lineRule="auto"/>
-        <w:ind w:left="-5"/>
+        <w:spacing w:after="0" w:line="240" w:lineRule="auto"/>
+        <w:ind w:left="0" w:right="6" w:firstLine="0"/>
         <w:rPr>
-          <w:sz w:val="19"/>
+          <w:b/>
         </w:rPr>
       </w:pPr>
-      <w:r>
+    </w:p>
+    <w:p>
+      <w:pPr>
+        <w:spacing w:after="0" w:line="240" w:lineRule="auto"/>
+        <w:ind w:left="0" w:right="6" w:firstLine="0"/>
         <w:rPr>
-          <w:noProof/>
+          <w:b/>
+          <w:sz w:val="22"/>
+        </w:rPr>
+      </w:pPr>
+      <w:r>
+        <w:rPr>
+          <w:b/>
         </w:rPr>
         <mc:AlternateContent>
           <mc:Choice Requires="wpg">
             <w:drawing>
-              <wp:anchor distT="0" distB="0" distL="114300" distR="114300" simplePos="0" relativeHeight="251663360" behindDoc="0" locked="0" layoutInCell="1" allowOverlap="1">
+              <wp:anchor distT="0" distB="0" distL="114300" distR="114300" simplePos="0" relativeHeight="251665408" behindDoc="0" locked="0" layoutInCell="1" allowOverlap="1" wp14:anchorId="4FB1EBC4" wp14:editId="77AE9C9C">
                 <wp:simplePos x="0" y="0"/>
                 <wp:positionH relativeFrom="column">
-                  <wp:posOffset>-635</wp:posOffset>
+                  <wp:posOffset>304</wp:posOffset>
                 </wp:positionH>
                 <wp:positionV relativeFrom="paragraph">
-                  <wp:posOffset>351790</wp:posOffset>
+                  <wp:posOffset>176530</wp:posOffset>
                 </wp:positionV>
                 <wp:extent cx="6479540" cy="9525"/>
                 <wp:effectExtent l="0" t="0" r="0" b="9525"/>
                 <wp:wrapTopAndBottom/>
-                <wp:docPr id="1533" name="Group 1533"/>
+                <wp:docPr id="1" name="Group 1"/>
                 <wp:cNvGraphicFramePr/>
                 <a:graphic xmlns:a="http://schemas.openxmlformats.org/drawingml/2006/main">
                   <a:graphicData uri="http://schemas.microsoft.com/office/word/2010/wordprocessingGroup">
@@ -1469,7 +1356,7 @@
                         </a:xfrm>
                       </wpg:grpSpPr>
                       <wps:wsp>
-                        <wps:cNvPr id="2016" name="Shape 2016"/>
+                        <wps:cNvPr id="2" name="Shape 2016"/>
                         <wps:cNvSpPr/>
                         <wps:spPr>
                           <a:xfrm>
@@ -1530,8 +1417,8 @@
           </mc:Choice>
           <mc:Fallback>
             <w:pict>
-              <v:group w14:anchorId="00D495CD" id="Group 1533" o:spid="_x0000_s1026" style="position:absolute;margin-left:-.05pt;margin-top:27.7pt;width:510.2pt;height:.75pt;z-index:251663360" coordsize="64800,95" o:gfxdata="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">
-                <v:shape id="Shape 2016" o:spid="_x0000_s1027" style="position:absolute;width:64800;height:95;visibility:visible;mso-wrap-style:square;v-text-anchor:top" coordsize="6480000,9525" o:gfxdata="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" path="m,l6480000,r,9525l,9525,,e" fillcolor="black" stroked="f" strokeweight="0">
+              <v:group w14:anchorId="7A0E02EF" id="Group 1" o:spid="_x0000_s1026" style="position:absolute;margin-left:0;margin-top:13.9pt;width:510.2pt;height:.75pt;z-index:251665408" coordsize="64800,95" o:gfxdata="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">
+                <v:shape id="Shape 2016" o:spid="_x0000_s1027" style="position:absolute;width:64800;height:95;visibility:visible;mso-wrap-style:square;v-text-anchor:top" coordsize="6480000,9525" o:gfxdata="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" path="m,l6480000,r,9525l,9525,,e" fillcolor="black" stroked="f" strokeweight="0">
                   <v:stroke miterlimit="83231f" joinstyle="miter"/>
                   <v:path arrowok="t" textboxrect="0,0,6480000,9525"/>
                 </v:shape>
@@ -1541,43 +1428,33 @@
           </mc:Fallback>
         </mc:AlternateContent>
       </w:r>
+      <w:r>
+        <w:rPr>
+          <w:b/>
+          <w:sz w:val="22"/>
+        </w:rPr>
+        <w:t>CERTIFICATIONS</w:t>
+      </w:r>
     </w:p>
     <w:p>
       <w:pPr>
-        <w:pStyle w:val="Heading1"/>
-        <w:spacing w:after="46" w:line="240" w:lineRule="auto"/>
-        <w:ind w:left="-5"/>
-      </w:pPr>
-      <w:r>
-        <w:t>CERTIFICATIONS</w:t>
+        <w:spacing w:after="0" w:line="240" w:lineRule="auto"/>
+        <w:ind w:left="0" w:right="6" w:firstLine="0"/>
+      </w:pPr>
+      <w:r>
+        <w:t>AWS Certified Cloud Practitioner</w:t>
       </w:r>
     </w:p>
     <w:p>
       <w:pPr>
         <w:spacing w:after="0" w:line="240" w:lineRule="auto"/>
-        <w:ind w:left="0" w:right="0" w:firstLine="0"/>
-      </w:pPr>
-      <w:r>
-        <w:t>AWS Certified Cloud Practitioner</w:t>
-      </w:r>
-    </w:p>
-    <w:p>
-      <w:pPr>
-        <w:spacing w:after="0" w:line="240" w:lineRule="auto"/>
-        <w:ind w:right="0"/>
+        <w:ind w:left="0" w:right="6" w:firstLine="0"/>
       </w:pPr>
       <w:r>
         <w:t>AWS Agentic AI Technical Partner</w:t>
       </w:r>
-    </w:p>
-    <w:p>
-      <w:pPr>
-        <w:spacing w:after="0" w:line="240" w:lineRule="auto"/>
-        <w:ind w:right="0"/>
-      </w:pPr>
-      <w:r>
-        <w:t>SQL for Data Science (University of California, Davis)</w:t>
-      </w:r>
+      <w:bookmarkStart w:id="0" w:name="_GoBack"/>
+      <w:bookmarkEnd w:id="0"/>
     </w:p>
     <w:sectPr>
       <w:pgSz w:w="11906" w:h="16838"/>
@@ -1586,6 +1463,56 @@
     </w:sectPr>
   </w:body>
 </w:document>
+</file>
+
+<file path=word/endnotes.xml><?xml version="1.0" encoding="utf-8"?>
+<w:endnotes xmlns:wpc="http://schemas.microsoft.com/office/word/2010/wordprocessingCanvas" xmlns:cx="http://schemas.microsoft.com/office/drawing/2014/chartex" xmlns:cx1="http://schemas.microsoft.com/office/drawing/2015/9/8/chartex" xmlns:mc="http://schemas.openxmlformats.org/markup-compatibility/2006" xmlns:o="urn:schemas-microsoft-com:office:office" xmlns:r="http://schemas.openxmlformats.org/officeDocument/2006/relationships" xmlns:m="http://schemas.openxmlformats.org/officeDocument/2006/math" xmlns:v="urn:schemas-microsoft-com:vml" xmlns:wp14="http://schemas.microsoft.com/office/word/2010/wordprocessingDrawing" xmlns:wp="http://schemas.openxmlformats.org/drawingml/2006/wordprocessingDrawing" xmlns:w10="urn:schemas-microsoft-com:office:word" xmlns:w="http://schemas.openxmlformats.org/wordprocessingml/2006/main" xmlns:w14="http://schemas.microsoft.com/office/word/2010/wordml" xmlns:w15="http://schemas.microsoft.com/office/word/2012/wordml" xmlns:w16se="http://schemas.microsoft.com/office/word/2015/wordml/symex" xmlns:wpg="http://schemas.microsoft.com/office/word/2010/wordprocessingGroup" xmlns:wpi="http://schemas.microsoft.com/office/word/2010/wordprocessingInk" xmlns:wne="http://schemas.microsoft.com/office/word/2006/wordml" xmlns:wps="http://schemas.microsoft.com/office/word/2010/wordprocessingShape" mc:Ignorable="w14 w15 w16se wp14">
+  <w:endnote w:type="separator" w:id="-1">
+    <w:p>
+      <w:pPr>
+        <w:spacing w:after="0" w:line="240" w:lineRule="auto"/>
+      </w:pPr>
+      <w:r>
+        <w:separator/>
+      </w:r>
+    </w:p>
+  </w:endnote>
+  <w:endnote w:type="continuationSeparator" w:id="0">
+    <w:p>
+      <w:pPr>
+        <w:spacing w:after="0" w:line="240" w:lineRule="auto"/>
+      </w:pPr>
+      <w:r>
+        <w:continuationSeparator/>
+      </w:r>
+    </w:p>
+  </w:endnote>
+</w:endnotes>
+</file>
+
+<file path=word/footnotes.xml><?xml version="1.0" encoding="utf-8"?>
+<w:footnotes xmlns:wpc="http://schemas.microsoft.com/office/word/2010/wordprocessingCanvas" xmlns:cx="http://schemas.microsoft.com/office/drawing/2014/chartex" xmlns:cx1="http://schemas.microsoft.com/office/drawing/2015/9/8/chartex" xmlns:mc="http://schemas.openxmlformats.org/markup-compatibility/2006" xmlns:o="urn:schemas-microsoft-com:office:office" xmlns:r="http://schemas.openxmlformats.org/officeDocument/2006/relationships" xmlns:m="http://schemas.openxmlformats.org/officeDocument/2006/math" xmlns:v="urn:schemas-microsoft-com:vml" xmlns:wp14="http://schemas.microsoft.com/office/word/2010/wordprocessingDrawing" xmlns:wp="http://schemas.openxmlformats.org/drawingml/2006/wordprocessingDrawing" xmlns:w10="urn:schemas-microsoft-com:office:word" xmlns:w="http://schemas.openxmlformats.org/wordprocessingml/2006/main" xmlns:w14="http://schemas.microsoft.com/office/word/2010/wordml" xmlns:w15="http://schemas.microsoft.com/office/word/2012/wordml" xmlns:w16se="http://schemas.microsoft.com/office/word/2015/wordml/symex" xmlns:wpg="http://schemas.microsoft.com/office/word/2010/wordprocessingGroup" xmlns:wpi="http://schemas.microsoft.com/office/word/2010/wordprocessingInk" xmlns:wne="http://schemas.microsoft.com/office/word/2006/wordml" xmlns:wps="http://schemas.microsoft.com/office/word/2010/wordprocessingShape" mc:Ignorable="w14 w15 w16se wp14">
+  <w:footnote w:type="separator" w:id="-1">
+    <w:p>
+      <w:pPr>
+        <w:spacing w:after="0" w:line="240" w:lineRule="auto"/>
+      </w:pPr>
+      <w:r>
+        <w:separator/>
+      </w:r>
+    </w:p>
+  </w:footnote>
+  <w:footnote w:type="continuationSeparator" w:id="0">
+    <w:p>
+      <w:pPr>
+        <w:spacing w:after="0" w:line="240" w:lineRule="auto"/>
+      </w:pPr>
+      <w:r>
+        <w:continuationSeparator/>
+      </w:r>
+    </w:p>
+  </w:footnote>
+</w:footnotes>
 </file>
 
 <file path=word/numbering.xml><?xml version="1.0" encoding="utf-8"?>
@@ -4589,7 +4516,6 @@
   <w:style w:type="character" w:default="1" w:styleId="DefaultParagraphFont">
     <w:name w:val="Default Paragraph Font"/>
     <w:uiPriority w:val="1"/>
-    <w:semiHidden/>
     <w:unhideWhenUsed/>
   </w:style>
   <w:style w:type="table" w:default="1" w:styleId="TableNormal">
@@ -4643,6 +4569,75 @@
       <w:ind w:left="720"/>
       <w:contextualSpacing/>
     </w:pPr>
+  </w:style>
+  <w:style w:type="paragraph" w:styleId="Revision">
+    <w:name w:val="Revision"/>
+    <w:hidden/>
+    <w:uiPriority w:val="99"/>
+    <w:semiHidden/>
+    <w:rsid w:val="00D633B4"/>
+    <w:pPr>
+      <w:spacing w:after="0" w:line="240" w:lineRule="auto"/>
+    </w:pPr>
+    <w:rPr>
+      <w:rFonts w:ascii="Calibri" w:eastAsia="Calibri" w:hAnsi="Calibri" w:cs="Calibri"/>
+      <w:color w:val="000000"/>
+      <w:sz w:val="19"/>
+    </w:rPr>
+  </w:style>
+  <w:style w:type="paragraph" w:styleId="Header">
+    <w:name w:val="header"/>
+    <w:basedOn w:val="Normal"/>
+    <w:link w:val="HeaderChar"/>
+    <w:uiPriority w:val="99"/>
+    <w:unhideWhenUsed/>
+    <w:rsid w:val="007D70D1"/>
+    <w:pPr>
+      <w:tabs>
+        <w:tab w:val="center" w:pos="4513"/>
+        <w:tab w:val="right" w:pos="9026"/>
+      </w:tabs>
+      <w:spacing w:after="0" w:line="240" w:lineRule="auto"/>
+    </w:pPr>
+  </w:style>
+  <w:style w:type="character" w:customStyle="1" w:styleId="HeaderChar">
+    <w:name w:val="Header Char"/>
+    <w:basedOn w:val="DefaultParagraphFont"/>
+    <w:link w:val="Header"/>
+    <w:uiPriority w:val="99"/>
+    <w:rsid w:val="007D70D1"/>
+    <w:rPr>
+      <w:rFonts w:ascii="Calibri" w:eastAsia="Calibri" w:hAnsi="Calibri" w:cs="Calibri"/>
+      <w:color w:val="000000"/>
+      <w:sz w:val="19"/>
+    </w:rPr>
+  </w:style>
+  <w:style w:type="paragraph" w:styleId="Footer">
+    <w:name w:val="footer"/>
+    <w:basedOn w:val="Normal"/>
+    <w:link w:val="FooterChar"/>
+    <w:uiPriority w:val="99"/>
+    <w:unhideWhenUsed/>
+    <w:rsid w:val="007D70D1"/>
+    <w:pPr>
+      <w:tabs>
+        <w:tab w:val="center" w:pos="4513"/>
+        <w:tab w:val="right" w:pos="9026"/>
+      </w:tabs>
+      <w:spacing w:after="0" w:line="240" w:lineRule="auto"/>
+    </w:pPr>
+  </w:style>
+  <w:style w:type="character" w:customStyle="1" w:styleId="FooterChar">
+    <w:name w:val="Footer Char"/>
+    <w:basedOn w:val="DefaultParagraphFont"/>
+    <w:link w:val="Footer"/>
+    <w:uiPriority w:val="99"/>
+    <w:rsid w:val="007D70D1"/>
+    <w:rPr>
+      <w:rFonts w:ascii="Calibri" w:eastAsia="Calibri" w:hAnsi="Calibri" w:cs="Calibri"/>
+      <w:color w:val="000000"/>
+      <w:sz w:val="19"/>
+    </w:rPr>
   </w:style>
 </w:styles>
 </file>
@@ -4906,4 +4901,16 @@
     </a:ext>
   </a:extLst>
 </a:theme>
+</file>
+
+<file path=customXml/item1.xml><?xml version="1.0" encoding="utf-8"?>
+<b:Sources xmlns:b="http://schemas.openxmlformats.org/officeDocument/2006/bibliography" xmlns="http://schemas.openxmlformats.org/officeDocument/2006/bibliography" SelectedStyle="\APASixthEditionOfficeOnline.xsl" StyleName="APA" Version="6"/>
+</file>
+
+<file path=customXml/itemProps1.xml><?xml version="1.0" encoding="utf-8"?>
+<ds:datastoreItem xmlns:ds="http://schemas.openxmlformats.org/officeDocument/2006/customXml" ds:itemID="{FBC5EE10-D10B-4875-A5C2-66A76D02B5FD}">
+  <ds:schemaRefs>
+    <ds:schemaRef ds:uri="http://schemas.openxmlformats.org/officeDocument/2006/bibliography"/>
+  </ds:schemaRefs>
+</ds:datastoreItem>
 </file>